--- a/downloads/teacher/05 Materials/Unit 01/Handouts/Handout 01.17 - Where Does It Go Sort.docx
+++ b/downloads/teacher/05 Materials/Unit 01/Handouts/Handout 01.17 - Where Does It Go Sort.docx
@@ -715,56 +715,6 @@
         </w:rPr>
         <w:t xml:space="preserve">[update from this week’s circular]:</w:t>
       </w:r>
-      <w:r>
-        <w:t xml:space="preserve"> </w:t>
-      </w:r>
-      <w:r>
-        <w:t xml:space="preserve">- Half a bag of spinach (the bag cost $2.99, so half is $1.50)</w:t>
-      </w:r>
-      <w:r>
-        <w:t xml:space="preserve"> </w:t>
-      </w:r>
-      <w:r>
-        <w:t xml:space="preserve">- Four slices of bread (the loaf cost $2.49 and has 20 slices, so four slices are about $0.50)</w:t>
-      </w:r>
-      <w:r>
-        <w:t xml:space="preserve"> </w:t>
-      </w:r>
-      <w:r>
-        <w:t xml:space="preserve">- One container of leftovers they forgot about (about $3.00 of food)</w:t>
-      </w:r>
-    </w:p>
-    <w:p>
-      <w:pPr>
-        <w:pStyle w:val="BodyText"/>
-      </w:pPr>
-      <w:r>
-        <w:t xml:space="preserve">Weekly cost of the waste: $______ + $______ + $______ = $______</w:t>
-      </w:r>
-    </w:p>
-    <w:p>
-      <w:pPr>
-        <w:pStyle w:val="BodyText"/>
-      </w:pPr>
-      <w:r>
-        <w:t xml:space="preserve">Yearly cost (times 52): $______</w:t>
-      </w:r>
-    </w:p>
-    <w:p>
-      <w:pPr>
-        <w:pStyle w:val="BodyText"/>
-      </w:pPr>
-      <w:r>
-        <w:t xml:space="preserve">That is about ______ dinners at $40.</w:t>
-      </w:r>
-    </w:p>
-    <w:p>
-      <w:pPr>
-        <w:pStyle w:val="BodyText"/>
-      </w:pPr>
-      <w:r>
-        <w:t xml:space="preserve">Two storage habits that would cut this waste, and why each works:</w:t>
-      </w:r>
     </w:p>
     <w:p>
       <w:pPr>
@@ -775,7 +725,7 @@
         <w:pStyle w:val="Compact"/>
       </w:pPr>
       <w:r>
-        <w:t xml:space="preserve">Habit: ____________________ Why it works: ____________________</w:t>
+        <w:t xml:space="preserve">Half a bag of spinach (the bag cost $2.99, so half is $1.50)</w:t>
       </w:r>
     </w:p>
     <w:p>
@@ -787,11 +737,79 @@
         <w:pStyle w:val="Compact"/>
       </w:pPr>
       <w:r>
+        <w:t xml:space="preserve">Four slices of bread (the loaf cost $2.49 and has 20 slices, so four slices are about $0.50)</w:t>
+      </w:r>
+    </w:p>
+    <w:p>
+      <w:pPr>
+        <w:numPr>
+          <w:ilvl w:val="0"/>
+          <w:numId w:val="1002"/>
+        </w:numPr>
+        <w:pStyle w:val="Compact"/>
+      </w:pPr>
+      <w:r>
+        <w:t xml:space="preserve">One container of leftovers they forgot about (about $3.00 of food)</w:t>
+      </w:r>
+    </w:p>
+    <w:p>
+      <w:pPr>
+        <w:pStyle w:val="FirstParagraph"/>
+      </w:pPr>
+      <w:r>
+        <w:t xml:space="preserve">Weekly cost of the waste: $______ + $______ + $______ = $______</w:t>
+      </w:r>
+    </w:p>
+    <w:p>
+      <w:pPr>
+        <w:pStyle w:val="BodyText"/>
+      </w:pPr>
+      <w:r>
+        <w:t xml:space="preserve">Yearly cost (times 52): $______</w:t>
+      </w:r>
+    </w:p>
+    <w:p>
+      <w:pPr>
+        <w:pStyle w:val="BodyText"/>
+      </w:pPr>
+      <w:r>
+        <w:t xml:space="preserve">That is about ______ dinners at $40.</w:t>
+      </w:r>
+    </w:p>
+    <w:p>
+      <w:pPr>
+        <w:pStyle w:val="BodyText"/>
+      </w:pPr>
+      <w:r>
+        <w:t xml:space="preserve">Two storage habits that would cut this waste, and why each works:</w:t>
+      </w:r>
+    </w:p>
+    <w:p>
+      <w:pPr>
+        <w:numPr>
+          <w:ilvl w:val="0"/>
+          <w:numId w:val="1003"/>
+        </w:numPr>
+        <w:pStyle w:val="Compact"/>
+      </w:pPr>
+      <w:r>
         <w:t xml:space="preserve">Habit: ____________________ Why it works: ____________________</w:t>
       </w:r>
     </w:p>
     <w:p>
       <w:pPr>
+        <w:numPr>
+          <w:ilvl w:val="0"/>
+          <w:numId w:val="1003"/>
+        </w:numPr>
+        <w:pStyle w:val="Compact"/>
+      </w:pPr>
+      <w:r>
+        <w:t xml:space="preserve">Habit: ____________________ Why it works: ____________________</w:t>
+      </w:r>
+    </w:p>
+    <w:p>
+      <w:pPr>
         <w:pStyle w:val="FirstParagraph"/>
       </w:pPr>
       <w:r>
@@ -840,58 +858,82 @@
       <w:r>
         <w:t xml:space="preserve">Part 2:</w:t>
       </w:r>
+    </w:p>
+    <w:p>
+      <w:pPr>
+        <w:numPr>
+          <w:ilvl w:val="0"/>
+          <w:numId w:val="1004"/>
+        </w:numPr>
+        <w:pStyle w:val="Compact"/>
+      </w:pPr>
+      <w:r>
+        <w:t xml:space="preserve">Refrigerator: raw ground beef (U, if cooking within 1 to 2 days; otherwise freezer), eggs (W), milk (W), cooked rice leftovers (U, 3 to 4 days), open salsa (W, once opened), rotisserie chicken bought today (U, 3 to 4 days).</w:t>
+      </w:r>
+    </w:p>
+    <w:p>
+      <w:pPr>
+        <w:numPr>
+          <w:ilvl w:val="0"/>
+          <w:numId w:val="1004"/>
+        </w:numPr>
+        <w:pStyle w:val="Compact"/>
+      </w:pPr>
+      <w:r>
+        <w:t xml:space="preserve">Freezer: frozen peas (M). Raw ground beef goes here if not cooking within 2 days (M, 3 to 4 months for best quality).</w:t>
+      </w:r>
+    </w:p>
+    <w:p>
+      <w:pPr>
+        <w:numPr>
+          <w:ilvl w:val="0"/>
+          <w:numId w:val="1004"/>
+        </w:numPr>
+        <w:pStyle w:val="Compact"/>
+      </w:pPr>
+      <w:r>
+        <w:t xml:space="preserve">Pantry: canned beans (M), bag of flour (M), potatoes (W to M; cool, dark, not the fridge). Bread can go here if used within a few days.</w:t>
+      </w:r>
+    </w:p>
+    <w:p>
+      <w:pPr>
+        <w:numPr>
+          <w:ilvl w:val="0"/>
+          <w:numId w:val="1004"/>
+        </w:numPr>
+        <w:pStyle w:val="Compact"/>
+      </w:pPr>
+      <w:r>
+        <w:t xml:space="preserve">Counter: bananas (U to W), bread (W; freezer if longer).</w:t>
+      </w:r>
       <w:r>
         <w:t xml:space="preserve"> </w:t>
       </w:r>
       <w:r>
-        <w:t xml:space="preserve">- Refrigerator: raw ground beef (U, if cooking within 1 to 2 days; otherwise freezer), eggs (W), milk (W), cooked rice leftovers (U, 3 to 4 days), open salsa (W, once opened), rotisserie chicken bought today (U, 3 to 4 days).</w:t>
+        <w:t xml:space="preserve">Ten of twelve in a defensible zone is</w:t>
       </w:r>
       <w:r>
         <w:t xml:space="preserve"> </w:t>
       </w:r>
       <w:r>
-        <w:t xml:space="preserve">- Freezer: frozen peas (M). Raw ground beef goes here if not cooking within 2 days (M, 3 to 4 months for best quality).</w:t>
+        <w:t xml:space="preserve">“</w:t>
+      </w:r>
+      <w:r>
+        <w:t xml:space="preserve">got it.</w:t>
+      </w:r>
+      <w:r>
+        <w:t xml:space="preserve">”</w:t>
       </w:r>
       <w:r>
         <w:t xml:space="preserve"> </w:t>
       </w:r>
       <w:r>
-        <w:t xml:space="preserve">- Pantry: canned beans (M), bag of flour (M), potatoes (W to M; cool, dark, not the fridge). Bread can go here if used within a few days.</w:t>
-      </w:r>
-      <w:r>
-        <w:t xml:space="preserve"> </w:t>
-      </w:r>
-      <w:r>
-        <w:t xml:space="preserve">- Counter: bananas (U to W), bread (W; freezer if longer).</w:t>
-      </w:r>
-      <w:r>
-        <w:t xml:space="preserve"> </w:t>
-      </w:r>
-      <w:r>
-        <w:t xml:space="preserve">Ten of twelve in a defensible zone is</w:t>
-      </w:r>
-      <w:r>
-        <w:t xml:space="preserve"> </w:t>
-      </w:r>
-      <w:r>
-        <w:t xml:space="preserve">“</w:t>
-      </w:r>
-      <w:r>
-        <w:t xml:space="preserve">got it.</w:t>
-      </w:r>
-      <w:r>
-        <w:t xml:space="preserve">”</w:t>
-      </w:r>
-      <w:r>
-        <w:t xml:space="preserve"> </w:t>
-      </w:r>
-      <w:r>
         <w:t xml:space="preserve">Potatoes and the open salsa are the usual misses.</w:t>
       </w:r>
     </w:p>
     <w:p>
       <w:pPr>
-        <w:pStyle w:val="BodyText"/>
+        <w:pStyle w:val="FirstParagraph"/>
       </w:pPr>
       <w:r>
         <w:t xml:space="preserve">Part 3: Best by: the maker’s date for best taste and texture; about quality. Use by: the last date the maker recommends for peak quality; for perishables, treat as the limit. Sell by: a note for the store about how long to display it. FIFO: first in, first out; the new can goes behind the old. Two-hour rule: within 2 hours (1 hour over 90 F). Leftovers: 3 to 4 days; freeze; date. Milk on Wednesday: usually still safe; sell by is for the store, and milk keeps about a week past it if refrigerated; smell and look are the check. Pasta out for four hours: trash; past the two-hour rule.</w:t>
@@ -1309,6 +1351,9 @@
     <w:abstractNumId w:val="991"/>
   </w:num>
   <w:num w:numId="1002">
+    <w:abstractNumId w:val="991"/>
+  </w:num>
+  <w:num w:numId="1003">
     <w:abstractNumId w:val="99411"/>
     <w:lvlOverride w:ilvl="0">
       <w:startOverride w:val="1"/>
@@ -1337,6 +1382,9 @@
     <w:lvlOverride w:ilvl="8">
       <w:startOverride w:val="1"/>
     </w:lvlOverride>
+  </w:num>
+  <w:num w:numId="1004">
+    <w:abstractNumId w:val="991"/>
   </w:num>
 </w:numbering>
 </file>

--- a/downloads/teacher/05 Materials/Unit 01/Handouts/Handout 01.17 - Where Does It Go Sort.docx
+++ b/downloads/teacher/05 Materials/Unit 01/Handouts/Handout 01.17 - Where Does It Go Sort.docx
@@ -704,16 +704,7 @@
         <w:pStyle w:val="FirstParagraph"/>
       </w:pPr>
       <w:r>
-        <w:t xml:space="preserve">A family throws away this every week</w:t>
-      </w:r>
-      <w:r>
-        <w:t xml:space="preserve"> </w:t>
-      </w:r>
-      <w:r>
-        <w:rPr>
-          <w:rStyle w:val="TeacherNote"/>
-        </w:rPr>
-        <w:t xml:space="preserve">[update from this week’s circular]:</w:t>
+        <w:t xml:space="preserve">A family throws away this every week:</w:t>
       </w:r>
     </w:p>
     <w:p>
